--- a/Docs/GDD_DT2.docx
+++ b/Docs/GDD_DT2.docx
@@ -137,7 +137,20 @@
         <w:rPr>
           <w:rtl w:val="0"/>
         </w:rPr>
-        <w:t xml:space="preserve">El personaje podrá moverse de izquierda a derecha y saltar, el salto le servirá para acabar con enemigos, evadir obstáculos y subir sobre plataformas. </w:t>
+        <w:t xml:space="preserve">El personaje podrá moverse de izquierda a derecha y saltar, el salto le servirá para acabar con enemigos, evadir obstáculos y subir sobre plataformas. El personaje también podrá balancearse en algunos momentos usando su lengua como si fuera una cuerda para llegar de un punto a otro o pasar sobre más enemigos, la lengua puede atrapar a las avispas y unas moscas inofensivas, esto le dará puntos que al llegar a 100 le dará una vida más.</w:t>
+      </w:r>
+    </w:p>
+    <w:p>
+      <w:pPr>
+        <w:spacing w:line="360" w:lineRule="auto"/>
+        <w:jc w:val="both"/>
+        <w:rPr/>
+      </w:pPr>
+      <w:r>
+        <w:rPr>
+          <w:rtl w:val="0"/>
+        </w:rPr>
+        <w:t xml:space="preserve">En el mapa habrá mariposas que al pasar sobre ellas sumarán puntos.</w:t>
       </w:r>
     </w:p>
     <w:p>
@@ -185,7 +198,7 @@
         <w:rPr>
           <w:rtl w:val="0"/>
         </w:rPr>
-        <w:t xml:space="preserve">: Estos enemigos no pueden ser derrotados, hay que pasarlos por alto.</w:t>
+        <w:t xml:space="preserve">: Estos enemigos no pueden ser derrotados, hay que pasarlos por alto. Ellos se mueven de izquierda a derecha cada vez que llegan al límite establecido.</w:t>
       </w:r>
     </w:p>
     <w:p>
@@ -213,7 +226,7 @@
         <w:rPr>
           <w:rtl w:val="0"/>
         </w:rPr>
-        <w:t xml:space="preserve">: Enemigo común con una velocidad intermedia. Tiene que saltar sobre él dos veces para acabarlo</w:t>
+        <w:t xml:space="preserve">: Enemigo común con una velocidad intermedia. Tiene que saltar sobre él dos veces para acabarlo. Se mueven de izquierda a derecha, pueden bajarse de su plataforma pero no caerán a un agujero donde podrían morir</w:t>
       </w:r>
     </w:p>
     <w:p>
@@ -241,7 +254,7 @@
         <w:rPr>
           <w:rtl w:val="0"/>
         </w:rPr>
-        <w:t xml:space="preserve">: Se abalanza contra el jugador, siempre está en el aire. Hay que calcular bien cuando cae para acabar con ella</w:t>
+        <w:t xml:space="preserve">: Se abalanza contra el jugador, siempre está en el aire. Hay que calcular bien cuando se abalanza para acabar con ella pisando o atrapándola, esta seguirá al jugador hasta que este acabe con ella o salga de su rango</w:t>
       </w:r>
     </w:p>
     <w:p>
@@ -269,7 +282,7 @@
         <w:rPr>
           <w:rtl w:val="0"/>
         </w:rPr>
-        <w:t xml:space="preserve">: Jefe del último nivel, puede cargar contra el jugador, lanzar plumas afiladas y hacer ataques desde el aire. Para derrotarlo habrá que golpearlo varias veces</w:t>
+        <w:t xml:space="preserve">: Jefe del último nivel, puede cargar contra el jugador, lanzar plumas afiladas y hacer ataques desde el aire. Para derrotarlo habrá que golpearlo varias veces.</w:t>
       </w:r>
     </w:p>
     <w:p>
@@ -479,7 +492,12 @@
         <w:rPr>
           <w:rtl w:val="0"/>
         </w:rPr>
-        <w:t xml:space="preserve">Llegar al último nivel y derrotar al jefe final </w:t>
+        <w:t xml:space="preserve">Llegar al punto final de cada nivel. En el último nivel se enfrentará al jefe que al derrotarlo completa el juego.</w:t>
+      </w:r>
+      <w:r>
+        <w:rPr>
+          <w:rtl w:val="0"/>
+        </w:rPr>
       </w:r>
     </w:p>
     <w:p>
